--- a/Work/Assignment 1 - Draft 1.docx
+++ b/Work/Assignment 1 - Draft 1.docx
@@ -1,6 +1,6 @@
 
 <file path=word/document.xml><?xml version="1.0" encoding="utf-8"?>
-<w:document xmlns:wpc="http://schemas.microsoft.com/office/word/2010/wordprocessingCanvas" xmlns:cx="http://schemas.microsoft.com/office/drawing/2014/chartex" xmlns:cx1="http://schemas.microsoft.com/office/drawing/2015/9/8/chartex" xmlns:cx2="http://schemas.microsoft.com/office/drawing/2015/10/21/chartex" xmlns:cx3="http://schemas.microsoft.com/office/drawing/2016/5/9/chartex" xmlns:cx4="http://schemas.microsoft.com/office/drawing/2016/5/10/chartex" xmlns:cx5="http://schemas.microsoft.com/office/drawing/2016/5/11/chartex" xmlns:cx6="http://schemas.microsoft.com/office/drawing/2016/5/12/chartex" xmlns:cx7="http://schemas.microsoft.com/office/drawing/2016/5/13/chartex" xmlns:cx8="http://schemas.microsoft.com/office/drawing/2016/5/14/chartex" xmlns:mc="http://schemas.openxmlformats.org/markup-compatibility/2006" xmlns:aink="http://schemas.microsoft.com/office/drawing/2016/ink" xmlns:am3d="http://schemas.microsoft.com/office/drawing/2017/model3d" xmlns:o="urn:schemas-microsoft-com:office:office" xmlns:r="http://schemas.openxmlformats.org/officeDocument/2006/relationships" xmlns:m="http://schemas.openxmlformats.org/officeDocument/2006/math" xmlns:v="urn:schemas-microsoft-com:vml" xmlns:wp14="http://schemas.microsoft.com/office/word/2010/wordprocessingDrawing" xmlns:wp="http://schemas.openxmlformats.org/drawingml/2006/wordprocessingDrawing" xmlns:w10="urn:schemas-microsoft-com:office:word" xmlns:w="http://schemas.openxmlformats.org/wordprocessingml/2006/main" xmlns:w14="http://schemas.microsoft.com/office/word/2010/wordml" xmlns:w15="http://schemas.microsoft.com/office/word/2012/wordml" xmlns:w16cex="http://schemas.microsoft.com/office/word/2018/wordml/cex" xmlns:w16cid="http://schemas.microsoft.com/office/word/2016/wordml/cid" xmlns:w16="http://schemas.microsoft.com/office/word/2018/wordml" xmlns:w16sdtdh="http://schemas.microsoft.com/office/word/2020/wordml/sdtdatahash" xmlns:w16se="http://schemas.microsoft.com/office/word/2015/wordml/symex" xmlns:wpg="http://schemas.microsoft.com/office/word/2010/wordprocessingGroup" xmlns:wpi="http://schemas.microsoft.com/office/word/2010/wordprocessingInk" xmlns:wne="http://schemas.microsoft.com/office/word/2006/wordml" xmlns:wps="http://schemas.microsoft.com/office/word/2010/wordprocessingShape" mc:Ignorable="w14 w15 w16se w16cid w16 w16cex w16sdtdh wp14">
+<w:document xmlns:wpc="http://schemas.microsoft.com/office/word/2010/wordprocessingCanvas" xmlns:cx="http://schemas.microsoft.com/office/drawing/2014/chartex" xmlns:cx1="http://schemas.microsoft.com/office/drawing/2015/9/8/chartex" xmlns:cx2="http://schemas.microsoft.com/office/drawing/2015/10/21/chartex" xmlns:cx3="http://schemas.microsoft.com/office/drawing/2016/5/9/chartex" xmlns:cx4="http://schemas.microsoft.com/office/drawing/2016/5/10/chartex" xmlns:cx5="http://schemas.microsoft.com/office/drawing/2016/5/11/chartex" xmlns:cx6="http://schemas.microsoft.com/office/drawing/2016/5/12/chartex" xmlns:cx7="http://schemas.microsoft.com/office/drawing/2016/5/13/chartex" xmlns:cx8="http://schemas.microsoft.com/office/drawing/2016/5/14/chartex" xmlns:mc="http://schemas.openxmlformats.org/markup-compatibility/2006" xmlns:aink="http://schemas.microsoft.com/office/drawing/2016/ink" xmlns:am3d="http://schemas.microsoft.com/office/drawing/2017/model3d" xmlns:o="urn:schemas-microsoft-com:office:office" xmlns:oel="http://schemas.microsoft.com/office/2019/extlst" xmlns:r="http://schemas.openxmlformats.org/officeDocument/2006/relationships" xmlns:m="http://schemas.openxmlformats.org/officeDocument/2006/math" xmlns:v="urn:schemas-microsoft-com:vml" xmlns:wp14="http://schemas.microsoft.com/office/word/2010/wordprocessingDrawing" xmlns:wp="http://schemas.openxmlformats.org/drawingml/2006/wordprocessingDrawing" xmlns:w10="urn:schemas-microsoft-com:office:word" xmlns:w="http://schemas.openxmlformats.org/wordprocessingml/2006/main" xmlns:w14="http://schemas.microsoft.com/office/word/2010/wordml" xmlns:w15="http://schemas.microsoft.com/office/word/2012/wordml" xmlns:w16cex="http://schemas.microsoft.com/office/word/2018/wordml/cex" xmlns:w16cid="http://schemas.microsoft.com/office/word/2016/wordml/cid" xmlns:w16="http://schemas.microsoft.com/office/word/2018/wordml" xmlns:w16du="http://schemas.microsoft.com/office/word/2023/wordml/word16du" xmlns:w16sdtdh="http://schemas.microsoft.com/office/word/2020/wordml/sdtdatahash" xmlns:w16sdtfl="http://schemas.microsoft.com/office/word/2024/wordml/sdtformatlock" xmlns:w16se="http://schemas.microsoft.com/office/word/2015/wordml/symex" xmlns:wpg="http://schemas.microsoft.com/office/word/2010/wordprocessingGroup" xmlns:wpi="http://schemas.microsoft.com/office/word/2010/wordprocessingInk" xmlns:wne="http://schemas.microsoft.com/office/word/2006/wordml" xmlns:wps="http://schemas.microsoft.com/office/word/2010/wordprocessingShape" mc:Ignorable="w14 w15 w16se w16cid w16 w16cex w16sdtdh w16sdtfl w16du wp14">
   <w:body>
     <w:p>
       <w:pPr>
@@ -100,6 +100,9 @@
         <w:jc w:val="center"/>
       </w:pPr>
       <w:r>
+        <w:rPr>
+          <w:noProof/>
+        </w:rPr>
         <w:drawing>
           <wp:inline distT="0" distB="0" distL="0" distR="0" wp14:anchorId="65E3AB1A" wp14:editId="3047E7ED">
             <wp:extent cx="4942296" cy="1472942"/>
@@ -116,7 +119,7 @@
                     <pic:cNvPicPr/>
                   </pic:nvPicPr>
                   <pic:blipFill>
-                    <a:blip r:embed="rId5"/>
+                    <a:blip r:embed="rId6"/>
                     <a:stretch>
                       <a:fillRect/>
                     </a:stretch>
@@ -179,6 +182,9 @@
         <w:jc w:val="center"/>
       </w:pPr>
       <w:r>
+        <w:rPr>
+          <w:noProof/>
+        </w:rPr>
         <w:drawing>
           <wp:inline distT="0" distB="0" distL="0" distR="0" wp14:anchorId="7B21A3E5" wp14:editId="4E9B83C6">
             <wp:extent cx="4898753" cy="2271901"/>
@@ -195,7 +201,7 @@
                     <pic:cNvPicPr/>
                   </pic:nvPicPr>
                   <pic:blipFill>
-                    <a:blip r:embed="rId6"/>
+                    <a:blip r:embed="rId7"/>
                     <a:stretch>
                       <a:fillRect/>
                     </a:stretch>
@@ -252,6 +258,9 @@
         <w:jc w:val="center"/>
       </w:pPr>
       <w:r>
+        <w:rPr>
+          <w:noProof/>
+        </w:rPr>
         <w:lastRenderedPageBreak/>
         <w:drawing>
           <wp:inline distT="0" distB="0" distL="0" distR="0" wp14:anchorId="22FD4225" wp14:editId="7210408F">
@@ -269,7 +278,7 @@
                     <pic:cNvPicPr/>
                   </pic:nvPicPr>
                   <pic:blipFill>
-                    <a:blip r:embed="rId7"/>
+                    <a:blip r:embed="rId8"/>
                     <a:stretch>
                       <a:fillRect/>
                     </a:stretch>
@@ -377,6 +386,9 @@
         <w:br/>
       </w:r>
       <w:r>
+        <w:rPr>
+          <w:noProof/>
+        </w:rPr>
         <w:drawing>
           <wp:inline distT="0" distB="0" distL="0" distR="0" wp14:anchorId="137D4D70" wp14:editId="43D62599">
             <wp:extent cx="4991281" cy="2067074"/>
@@ -393,7 +405,7 @@
                     <pic:cNvPicPr/>
                   </pic:nvPicPr>
                   <pic:blipFill>
-                    <a:blip r:embed="rId8"/>
+                    <a:blip r:embed="rId9"/>
                     <a:stretch>
                       <a:fillRect/>
                     </a:stretch>
@@ -446,6 +458,9 @@
         <w:keepNext/>
       </w:pPr>
       <w:r>
+        <w:rPr>
+          <w:noProof/>
+        </w:rPr>
         <w:lastRenderedPageBreak/>
         <w:drawing>
           <wp:inline distT="0" distB="0" distL="0" distR="0" wp14:anchorId="5201D403" wp14:editId="053F0FB3">
@@ -463,7 +478,7 @@
                     <pic:cNvPicPr/>
                   </pic:nvPicPr>
                   <pic:blipFill>
-                    <a:blip r:embed="rId9"/>
+                    <a:blip r:embed="rId10"/>
                     <a:stretch>
                       <a:fillRect/>
                     </a:stretch>
@@ -528,6 +543,9 @@
         <w:jc w:val="center"/>
       </w:pPr>
       <w:r>
+        <w:rPr>
+          <w:noProof/>
+        </w:rPr>
         <w:drawing>
           <wp:inline distT="0" distB="0" distL="0" distR="0" wp14:anchorId="7928542D" wp14:editId="12654802">
             <wp:extent cx="5731510" cy="1315085"/>
@@ -544,7 +562,7 @@
                     <pic:cNvPicPr/>
                   </pic:nvPicPr>
                   <pic:blipFill>
-                    <a:blip r:embed="rId10"/>
+                    <a:blip r:embed="rId11"/>
                     <a:stretch>
                       <a:fillRect/>
                     </a:stretch>
@@ -595,6 +613,9 @@
         <w:jc w:val="center"/>
       </w:pPr>
       <w:r>
+        <w:rPr>
+          <w:noProof/>
+        </w:rPr>
         <w:drawing>
           <wp:inline distT="0" distB="0" distL="0" distR="0" wp14:anchorId="2B2310D4" wp14:editId="13C7575E">
             <wp:extent cx="5034824" cy="2116344"/>
@@ -611,7 +632,7 @@
                     <pic:cNvPicPr/>
                   </pic:nvPicPr>
                   <pic:blipFill>
-                    <a:blip r:embed="rId11"/>
+                    <a:blip r:embed="rId12"/>
                     <a:stretch>
                       <a:fillRect/>
                     </a:stretch>
@@ -675,6 +696,9 @@
         <w:keepNext/>
       </w:pPr>
       <w:r>
+        <w:rPr>
+          <w:noProof/>
+        </w:rPr>
         <w:drawing>
           <wp:inline distT="0" distB="0" distL="0" distR="0" wp14:anchorId="5D84CB35" wp14:editId="52F38260">
             <wp:extent cx="3258910" cy="1214325"/>
@@ -691,7 +715,7 @@
                     <pic:cNvPicPr/>
                   </pic:nvPicPr>
                   <pic:blipFill>
-                    <a:blip r:embed="rId12"/>
+                    <a:blip r:embed="rId13"/>
                     <a:stretch>
                       <a:fillRect/>
                     </a:stretch>
@@ -741,6 +765,9 @@
         <w:keepNext/>
       </w:pPr>
       <w:r>
+        <w:rPr>
+          <w:noProof/>
+        </w:rPr>
         <w:drawing>
           <wp:inline distT="0" distB="0" distL="0" distR="0" wp14:anchorId="5B47D65D" wp14:editId="750B6F0B">
             <wp:extent cx="4624702" cy="2001339"/>
@@ -757,7 +784,7 @@
                     <pic:cNvPicPr/>
                   </pic:nvPicPr>
                   <pic:blipFill>
-                    <a:blip r:embed="rId13"/>
+                    <a:blip r:embed="rId14"/>
                     <a:stretch>
                       <a:fillRect/>
                     </a:stretch>
@@ -865,6 +892,8 @@
       <w:r>
         <w:rPr>
           <w:rStyle w:val="CommentReference"/>
+          <w:sz w:val="24"/>
+          <w:szCs w:val="24"/>
         </w:rPr>
         <w:commentReference w:id="0"/>
       </w:r>
@@ -911,12 +940,70 @@
       <w:r>
         <w:t xml:space="preserve"> and exercise of -1.0</w:t>
       </w:r>
+      <w:r>
+        <w:t xml:space="preserve"> (Fig 12 Currently). </w:t>
+      </w:r>
+      <w:r>
+        <w:t>However,</w:t>
+      </w:r>
+      <w:r>
+        <w:t xml:space="preserve"> this will draw out useful insights into the information presented within the database.</w:t>
+      </w:r>
+      <w:r>
+        <w:t xml:space="preserve"> These can include</w:t>
+      </w:r>
+      <w:r>
+        <w:t>:</w:t>
+      </w:r>
+    </w:p>
+    <w:p>
+      <w:pPr>
+        <w:pStyle w:val="ListParagraph"/>
+        <w:numPr>
+          <w:ilvl w:val="0"/>
+          <w:numId w:val="1"/>
+        </w:numPr>
+      </w:pPr>
+      <w:r>
+        <w:t xml:space="preserve">Finding if there </w:t>
+      </w:r>
+      <w:r>
+        <w:t>are</w:t>
+      </w:r>
+      <w:r>
+        <w:t xml:space="preserve"> large</w:t>
+      </w:r>
+      <w:r>
+        <w:t xml:space="preserve"> numbers</w:t>
+      </w:r>
+      <w:r>
+        <w:t xml:space="preserve"> of outliers. I.E very large maximums or very small minimums in comparison to the mean.</w:t>
+      </w:r>
+    </w:p>
+    <w:p>
+      <w:pPr>
+        <w:pStyle w:val="ListParagraph"/>
+        <w:numPr>
+          <w:ilvl w:val="0"/>
+          <w:numId w:val="1"/>
+        </w:numPr>
+      </w:pPr>
+      <w:r>
+        <w:t xml:space="preserve">Determining the </w:t>
+      </w:r>
+      <w:r>
+        <w:t xml:space="preserve">weakest, strongest and average of the human health within the clinic Data provided </w:t>
+      </w:r>
     </w:p>
     <w:p>
       <w:pPr>
         <w:keepNext/>
       </w:pPr>
       <w:r>
+        <w:rPr>
+          <w:noProof/>
+        </w:rPr>
+        <w:lastRenderedPageBreak/>
         <w:drawing>
           <wp:inline distT="0" distB="0" distL="0" distR="0" wp14:anchorId="40C0F3FC" wp14:editId="240F0C3C">
             <wp:extent cx="4079959" cy="4620126"/>
@@ -933,7 +1020,7 @@
                     <pic:cNvPicPr/>
                   </pic:nvPicPr>
                   <pic:blipFill>
-                    <a:blip r:embed="rId18"/>
+                    <a:blip r:embed="rId19"/>
                     <a:stretch>
                       <a:fillRect/>
                     </a:stretch>
@@ -954,6 +1041,9 @@
         </w:drawing>
       </w:r>
       <w:r>
+        <w:rPr>
+          <w:noProof/>
+        </w:rPr>
         <w:drawing>
           <wp:inline distT="0" distB="0" distL="0" distR="0" wp14:anchorId="0D333B07" wp14:editId="43F06299">
             <wp:extent cx="5741877" cy="2147637"/>
@@ -970,7 +1060,7 @@
                     <pic:cNvPicPr/>
                   </pic:nvPicPr>
                   <pic:blipFill>
-                    <a:blip r:embed="rId19"/>
+                    <a:blip r:embed="rId20"/>
                     <a:stretch>
                       <a:fillRect/>
                     </a:stretch>
@@ -1020,6 +1110,9 @@
         <w:keepNext/>
       </w:pPr>
       <w:r>
+        <w:rPr>
+          <w:noProof/>
+        </w:rPr>
         <w:lastRenderedPageBreak/>
         <w:drawing>
           <wp:inline distT="0" distB="0" distL="0" distR="0" wp14:anchorId="025FA1AA" wp14:editId="7A352225">
@@ -1037,7 +1130,7 @@
                     <pic:cNvPicPr/>
                   </pic:nvPicPr>
                   <pic:blipFill>
-                    <a:blip r:embed="rId20"/>
+                    <a:blip r:embed="rId21"/>
                     <a:stretch>
                       <a:fillRect/>
                     </a:stretch>
@@ -1094,7 +1187,7 @@
 </file>
 
 <file path=word/comments.xml><?xml version="1.0" encoding="utf-8"?>
-<w:comments xmlns:wpc="http://schemas.microsoft.com/office/word/2010/wordprocessingCanvas" xmlns:cx="http://schemas.microsoft.com/office/drawing/2014/chartex" xmlns:cx1="http://schemas.microsoft.com/office/drawing/2015/9/8/chartex" xmlns:cx2="http://schemas.microsoft.com/office/drawing/2015/10/21/chartex" xmlns:cx3="http://schemas.microsoft.com/office/drawing/2016/5/9/chartex" xmlns:cx4="http://schemas.microsoft.com/office/drawing/2016/5/10/chartex" xmlns:cx5="http://schemas.microsoft.com/office/drawing/2016/5/11/chartex" xmlns:cx6="http://schemas.microsoft.com/office/drawing/2016/5/12/chartex" xmlns:cx7="http://schemas.microsoft.com/office/drawing/2016/5/13/chartex" xmlns:cx8="http://schemas.microsoft.com/office/drawing/2016/5/14/chartex" xmlns:mc="http://schemas.openxmlformats.org/markup-compatibility/2006" xmlns:aink="http://schemas.microsoft.com/office/drawing/2016/ink" xmlns:am3d="http://schemas.microsoft.com/office/drawing/2017/model3d" xmlns:o="urn:schemas-microsoft-com:office:office" xmlns:r="http://schemas.openxmlformats.org/officeDocument/2006/relationships" xmlns:m="http://schemas.openxmlformats.org/officeDocument/2006/math" xmlns:v="urn:schemas-microsoft-com:vml" xmlns:wp14="http://schemas.microsoft.com/office/word/2010/wordprocessingDrawing" xmlns:wp="http://schemas.openxmlformats.org/drawingml/2006/wordprocessingDrawing" xmlns:w10="urn:schemas-microsoft-com:office:word" xmlns:w="http://schemas.openxmlformats.org/wordprocessingml/2006/main" xmlns:w14="http://schemas.microsoft.com/office/word/2010/wordml" xmlns:w15="http://schemas.microsoft.com/office/word/2012/wordml" xmlns:w16cex="http://schemas.microsoft.com/office/word/2018/wordml/cex" xmlns:w16cid="http://schemas.microsoft.com/office/word/2016/wordml/cid" xmlns:w16="http://schemas.microsoft.com/office/word/2018/wordml" xmlns:w16sdtdh="http://schemas.microsoft.com/office/word/2020/wordml/sdtdatahash" xmlns:w16se="http://schemas.microsoft.com/office/word/2015/wordml/symex" xmlns:wpg="http://schemas.microsoft.com/office/word/2010/wordprocessingGroup" xmlns:wpi="http://schemas.microsoft.com/office/word/2010/wordprocessingInk" xmlns:wne="http://schemas.microsoft.com/office/word/2006/wordml" xmlns:wps="http://schemas.microsoft.com/office/word/2010/wordprocessingShape" mc:Ignorable="w14 w15 w16se w16cid w16 w16cex w16sdtdh wp14">
+<w:comments xmlns:wpc="http://schemas.microsoft.com/office/word/2010/wordprocessingCanvas" xmlns:cx="http://schemas.microsoft.com/office/drawing/2014/chartex" xmlns:cx1="http://schemas.microsoft.com/office/drawing/2015/9/8/chartex" xmlns:cx2="http://schemas.microsoft.com/office/drawing/2015/10/21/chartex" xmlns:cx3="http://schemas.microsoft.com/office/drawing/2016/5/9/chartex" xmlns:cx4="http://schemas.microsoft.com/office/drawing/2016/5/10/chartex" xmlns:cx5="http://schemas.microsoft.com/office/drawing/2016/5/11/chartex" xmlns:cx6="http://schemas.microsoft.com/office/drawing/2016/5/12/chartex" xmlns:cx7="http://schemas.microsoft.com/office/drawing/2016/5/13/chartex" xmlns:cx8="http://schemas.microsoft.com/office/drawing/2016/5/14/chartex" xmlns:mc="http://schemas.openxmlformats.org/markup-compatibility/2006" xmlns:aink="http://schemas.microsoft.com/office/drawing/2016/ink" xmlns:am3d="http://schemas.microsoft.com/office/drawing/2017/model3d" xmlns:o="urn:schemas-microsoft-com:office:office" xmlns:oel="http://schemas.microsoft.com/office/2019/extlst" xmlns:r="http://schemas.openxmlformats.org/officeDocument/2006/relationships" xmlns:m="http://schemas.openxmlformats.org/officeDocument/2006/math" xmlns:v="urn:schemas-microsoft-com:vml" xmlns:wp14="http://schemas.microsoft.com/office/word/2010/wordprocessingDrawing" xmlns:wp="http://schemas.openxmlformats.org/drawingml/2006/wordprocessingDrawing" xmlns:w10="urn:schemas-microsoft-com:office:word" xmlns:w="http://schemas.openxmlformats.org/wordprocessingml/2006/main" xmlns:w14="http://schemas.microsoft.com/office/word/2010/wordml" xmlns:w15="http://schemas.microsoft.com/office/word/2012/wordml" xmlns:w16cex="http://schemas.microsoft.com/office/word/2018/wordml/cex" xmlns:w16cid="http://schemas.microsoft.com/office/word/2016/wordml/cid" xmlns:w16="http://schemas.microsoft.com/office/word/2018/wordml" xmlns:w16du="http://schemas.microsoft.com/office/word/2023/wordml/word16du" xmlns:w16sdtdh="http://schemas.microsoft.com/office/word/2020/wordml/sdtdatahash" xmlns:w16sdtfl="http://schemas.microsoft.com/office/word/2024/wordml/sdtformatlock" xmlns:w16se="http://schemas.microsoft.com/office/word/2015/wordml/symex" xmlns:wpg="http://schemas.microsoft.com/office/word/2010/wordprocessingGroup" xmlns:wpi="http://schemas.microsoft.com/office/word/2010/wordprocessingInk" xmlns:wne="http://schemas.microsoft.com/office/word/2006/wordml" xmlns:wps="http://schemas.microsoft.com/office/word/2010/wordprocessingShape" mc:Ignorable="w14 w15 w16se w16cid w16 w16cex w16sdtdh w16sdtfl w16du wp14">
   <w:comment w:id="0" w:author="Lachlan Wyer" w:date="2026-04-01T10:32:00Z" w:initials="LW">
     <w:p>
       <w:pPr>
@@ -1115,25 +1208,145 @@
 </file>
 
 <file path=word/commentsExtended.xml><?xml version="1.0" encoding="utf-8"?>
-<w15:commentsEx xmlns:wpc="http://schemas.microsoft.com/office/word/2010/wordprocessingCanvas" xmlns:cx="http://schemas.microsoft.com/office/drawing/2014/chartex" xmlns:cx1="http://schemas.microsoft.com/office/drawing/2015/9/8/chartex" xmlns:cx2="http://schemas.microsoft.com/office/drawing/2015/10/21/chartex" xmlns:cx3="http://schemas.microsoft.com/office/drawing/2016/5/9/chartex" xmlns:cx4="http://schemas.microsoft.com/office/drawing/2016/5/10/chartex" xmlns:cx5="http://schemas.microsoft.com/office/drawing/2016/5/11/chartex" xmlns:cx6="http://schemas.microsoft.com/office/drawing/2016/5/12/chartex" xmlns:cx7="http://schemas.microsoft.com/office/drawing/2016/5/13/chartex" xmlns:cx8="http://schemas.microsoft.com/office/drawing/2016/5/14/chartex" xmlns:mc="http://schemas.openxmlformats.org/markup-compatibility/2006" xmlns:aink="http://schemas.microsoft.com/office/drawing/2016/ink" xmlns:am3d="http://schemas.microsoft.com/office/drawing/2017/model3d" xmlns:o="urn:schemas-microsoft-com:office:office" xmlns:r="http://schemas.openxmlformats.org/officeDocument/2006/relationships" xmlns:m="http://schemas.openxmlformats.org/officeDocument/2006/math" xmlns:v="urn:schemas-microsoft-com:vml" xmlns:wp14="http://schemas.microsoft.com/office/word/2010/wordprocessingDrawing" xmlns:wp="http://schemas.openxmlformats.org/drawingml/2006/wordprocessingDrawing" xmlns:w10="urn:schemas-microsoft-com:office:word" xmlns:w="http://schemas.openxmlformats.org/wordprocessingml/2006/main" xmlns:w14="http://schemas.microsoft.com/office/word/2010/wordml" xmlns:w15="http://schemas.microsoft.com/office/word/2012/wordml" xmlns:w16cex="http://schemas.microsoft.com/office/word/2018/wordml/cex" xmlns:w16cid="http://schemas.microsoft.com/office/word/2016/wordml/cid" xmlns:w16="http://schemas.microsoft.com/office/word/2018/wordml" xmlns:w16sdtdh="http://schemas.microsoft.com/office/word/2020/wordml/sdtdatahash" xmlns:w16se="http://schemas.microsoft.com/office/word/2015/wordml/symex" xmlns:wpg="http://schemas.microsoft.com/office/word/2010/wordprocessingGroup" xmlns:wpi="http://schemas.microsoft.com/office/word/2010/wordprocessingInk" xmlns:wne="http://schemas.microsoft.com/office/word/2006/wordml" xmlns:wps="http://schemas.microsoft.com/office/word/2010/wordprocessingShape" mc:Ignorable="w14 w15 w16se w16cid w16 w16cex w16sdtdh wp14">
+<w15:commentsEx xmlns:wpc="http://schemas.microsoft.com/office/word/2010/wordprocessingCanvas" xmlns:cx="http://schemas.microsoft.com/office/drawing/2014/chartex" xmlns:cx1="http://schemas.microsoft.com/office/drawing/2015/9/8/chartex" xmlns:cx2="http://schemas.microsoft.com/office/drawing/2015/10/21/chartex" xmlns:cx3="http://schemas.microsoft.com/office/drawing/2016/5/9/chartex" xmlns:cx4="http://schemas.microsoft.com/office/drawing/2016/5/10/chartex" xmlns:cx5="http://schemas.microsoft.com/office/drawing/2016/5/11/chartex" xmlns:cx6="http://schemas.microsoft.com/office/drawing/2016/5/12/chartex" xmlns:cx7="http://schemas.microsoft.com/office/drawing/2016/5/13/chartex" xmlns:cx8="http://schemas.microsoft.com/office/drawing/2016/5/14/chartex" xmlns:mc="http://schemas.openxmlformats.org/markup-compatibility/2006" xmlns:aink="http://schemas.microsoft.com/office/drawing/2016/ink" xmlns:am3d="http://schemas.microsoft.com/office/drawing/2017/model3d" xmlns:o="urn:schemas-microsoft-com:office:office" xmlns:oel="http://schemas.microsoft.com/office/2019/extlst" xmlns:r="http://schemas.openxmlformats.org/officeDocument/2006/relationships" xmlns:m="http://schemas.openxmlformats.org/officeDocument/2006/math" xmlns:v="urn:schemas-microsoft-com:vml" xmlns:wp14="http://schemas.microsoft.com/office/word/2010/wordprocessingDrawing" xmlns:wp="http://schemas.openxmlformats.org/drawingml/2006/wordprocessingDrawing" xmlns:w10="urn:schemas-microsoft-com:office:word" xmlns:w="http://schemas.openxmlformats.org/wordprocessingml/2006/main" xmlns:w14="http://schemas.microsoft.com/office/word/2010/wordml" xmlns:w15="http://schemas.microsoft.com/office/word/2012/wordml" xmlns:w16cex="http://schemas.microsoft.com/office/word/2018/wordml/cex" xmlns:w16cid="http://schemas.microsoft.com/office/word/2016/wordml/cid" xmlns:w16="http://schemas.microsoft.com/office/word/2018/wordml" xmlns:w16du="http://schemas.microsoft.com/office/word/2023/wordml/word16du" xmlns:w16sdtdh="http://schemas.microsoft.com/office/word/2020/wordml/sdtdatahash" xmlns:w16sdtfl="http://schemas.microsoft.com/office/word/2024/wordml/sdtformatlock" xmlns:w16se="http://schemas.microsoft.com/office/word/2015/wordml/symex" xmlns:wpg="http://schemas.microsoft.com/office/word/2010/wordprocessingGroup" xmlns:wpi="http://schemas.microsoft.com/office/word/2010/wordprocessingInk" xmlns:wne="http://schemas.microsoft.com/office/word/2006/wordml" xmlns:wps="http://schemas.microsoft.com/office/word/2010/wordprocessingShape" mc:Ignorable="w14 w15 w16se w16cid w16 w16cex w16sdtdh w16sdtfl w16du wp14">
   <w15:commentEx w15:paraId="596E1F69" w15:done="0"/>
 </w15:commentsEx>
 </file>
 
 <file path=word/commentsExtensible.xml><?xml version="1.0" encoding="utf-8"?>
-<w16cex:commentsExtensible xmlns:wpc="http://schemas.microsoft.com/office/word/2010/wordprocessingCanvas" xmlns:cx="http://schemas.microsoft.com/office/drawing/2014/chartex" xmlns:cx1="http://schemas.microsoft.com/office/drawing/2015/9/8/chartex" xmlns:cx2="http://schemas.microsoft.com/office/drawing/2015/10/21/chartex" xmlns:cx3="http://schemas.microsoft.com/office/drawing/2016/5/9/chartex" xmlns:cx4="http://schemas.microsoft.com/office/drawing/2016/5/10/chartex" xmlns:cx5="http://schemas.microsoft.com/office/drawing/2016/5/11/chartex" xmlns:cx6="http://schemas.microsoft.com/office/drawing/2016/5/12/chartex" xmlns:cx7="http://schemas.microsoft.com/office/drawing/2016/5/13/chartex" xmlns:cx8="http://schemas.microsoft.com/office/drawing/2016/5/14/chartex" xmlns:mc="http://schemas.openxmlformats.org/markup-compatibility/2006" xmlns:aink="http://schemas.microsoft.com/office/drawing/2016/ink" xmlns:am3d="http://schemas.microsoft.com/office/drawing/2017/model3d" xmlns:o="urn:schemas-microsoft-com:office:office" xmlns:r="http://schemas.openxmlformats.org/officeDocument/2006/relationships" xmlns:m="http://schemas.openxmlformats.org/officeDocument/2006/math" xmlns:v="urn:schemas-microsoft-com:vml" xmlns:wp14="http://schemas.microsoft.com/office/word/2010/wordprocessingDrawing" xmlns:wp="http://schemas.openxmlformats.org/drawingml/2006/wordprocessingDrawing" xmlns:w10="urn:schemas-microsoft-com:office:word" xmlns:w="http://schemas.openxmlformats.org/wordprocessingml/2006/main" xmlns:w14="http://schemas.microsoft.com/office/word/2010/wordml" xmlns:w15="http://schemas.microsoft.com/office/word/2012/wordml" xmlns:w16cex="http://schemas.microsoft.com/office/word/2018/wordml/cex" xmlns:w16cid="http://schemas.microsoft.com/office/word/2016/wordml/cid" xmlns:w16="http://schemas.microsoft.com/office/word/2018/wordml" xmlns:w16sdtdh="http://schemas.microsoft.com/office/word/2020/wordml/sdtdatahash" xmlns:w16se="http://schemas.microsoft.com/office/word/2015/wordml/symex" xmlns:wpg="http://schemas.microsoft.com/office/word/2010/wordprocessingGroup" xmlns:wpi="http://schemas.microsoft.com/office/word/2010/wordprocessingInk" xmlns:wne="http://schemas.microsoft.com/office/word/2006/wordml" xmlns:wps="http://schemas.microsoft.com/office/word/2010/wordprocessingShape" mc:Ignorable="w14 w15 w16se w16cid w16 w16cex w16sdtdh wp14">
+<w16cex:commentsExtensible xmlns:wpc="http://schemas.microsoft.com/office/word/2010/wordprocessingCanvas" xmlns:cx="http://schemas.microsoft.com/office/drawing/2014/chartex" xmlns:cx1="http://schemas.microsoft.com/office/drawing/2015/9/8/chartex" xmlns:cx2="http://schemas.microsoft.com/office/drawing/2015/10/21/chartex" xmlns:cx3="http://schemas.microsoft.com/office/drawing/2016/5/9/chartex" xmlns:cx4="http://schemas.microsoft.com/office/drawing/2016/5/10/chartex" xmlns:cx5="http://schemas.microsoft.com/office/drawing/2016/5/11/chartex" xmlns:cx6="http://schemas.microsoft.com/office/drawing/2016/5/12/chartex" xmlns:cx7="http://schemas.microsoft.com/office/drawing/2016/5/13/chartex" xmlns:cx8="http://schemas.microsoft.com/office/drawing/2016/5/14/chartex" xmlns:cr="http://schemas.microsoft.com/office/comments/2020/reactions" xmlns:mc="http://schemas.openxmlformats.org/markup-compatibility/2006" xmlns:aink="http://schemas.microsoft.com/office/drawing/2016/ink" xmlns:am3d="http://schemas.microsoft.com/office/drawing/2017/model3d" xmlns:o="urn:schemas-microsoft-com:office:office" xmlns:oel="http://schemas.microsoft.com/office/2019/extlst" xmlns:r="http://schemas.openxmlformats.org/officeDocument/2006/relationships" xmlns:m="http://schemas.openxmlformats.org/officeDocument/2006/math" xmlns:v="urn:schemas-microsoft-com:vml" xmlns:wp14="http://schemas.microsoft.com/office/word/2010/wordprocessingDrawing" xmlns:wp="http://schemas.openxmlformats.org/drawingml/2006/wordprocessingDrawing" xmlns:w10="urn:schemas-microsoft-com:office:word" xmlns:w="http://schemas.openxmlformats.org/wordprocessingml/2006/main" xmlns:w14="http://schemas.microsoft.com/office/word/2010/wordml" xmlns:w15="http://schemas.microsoft.com/office/word/2012/wordml" xmlns:w16cex="http://schemas.microsoft.com/office/word/2018/wordml/cex" xmlns:w16cid="http://schemas.microsoft.com/office/word/2016/wordml/cid" xmlns:w16="http://schemas.microsoft.com/office/word/2018/wordml" xmlns:w16du="http://schemas.microsoft.com/office/word/2023/wordml/word16du" xmlns:w16sdtdh="http://schemas.microsoft.com/office/word/2020/wordml/sdtdatahash" xmlns:w16sdtfl="http://schemas.microsoft.com/office/word/2024/wordml/sdtformatlock" xmlns:w16se="http://schemas.microsoft.com/office/word/2015/wordml/symex" xmlns:wpg="http://schemas.microsoft.com/office/word/2010/wordprocessingGroup" xmlns:wpi="http://schemas.microsoft.com/office/word/2010/wordprocessingInk" xmlns:wne="http://schemas.microsoft.com/office/word/2006/wordml" xmlns:wps="http://schemas.microsoft.com/office/word/2010/wordprocessingShape" mc:Ignorable="w14 w15 w16se w16cid w16 w16cex w16sdtdh w16sdtfl cr w16du wp14">
   <w16cex:commentExtensible w16cex:durableId="2D7772D0" w16cex:dateUtc="2026-04-01T00:32:00Z"/>
 </w16cex:commentsExtensible>
 </file>
 
 <file path=word/commentsIds.xml><?xml version="1.0" encoding="utf-8"?>
-<w16cid:commentsIds xmlns:wpc="http://schemas.microsoft.com/office/word/2010/wordprocessingCanvas" xmlns:cx="http://schemas.microsoft.com/office/drawing/2014/chartex" xmlns:cx1="http://schemas.microsoft.com/office/drawing/2015/9/8/chartex" xmlns:cx2="http://schemas.microsoft.com/office/drawing/2015/10/21/chartex" xmlns:cx3="http://schemas.microsoft.com/office/drawing/2016/5/9/chartex" xmlns:cx4="http://schemas.microsoft.com/office/drawing/2016/5/10/chartex" xmlns:cx5="http://schemas.microsoft.com/office/drawing/2016/5/11/chartex" xmlns:cx6="http://schemas.microsoft.com/office/drawing/2016/5/12/chartex" xmlns:cx7="http://schemas.microsoft.com/office/drawing/2016/5/13/chartex" xmlns:cx8="http://schemas.microsoft.com/office/drawing/2016/5/14/chartex" xmlns:mc="http://schemas.openxmlformats.org/markup-compatibility/2006" xmlns:aink="http://schemas.microsoft.com/office/drawing/2016/ink" xmlns:am3d="http://schemas.microsoft.com/office/drawing/2017/model3d" xmlns:o="urn:schemas-microsoft-com:office:office" xmlns:r="http://schemas.openxmlformats.org/officeDocument/2006/relationships" xmlns:m="http://schemas.openxmlformats.org/officeDocument/2006/math" xmlns:v="urn:schemas-microsoft-com:vml" xmlns:wp14="http://schemas.microsoft.com/office/word/2010/wordprocessingDrawing" xmlns:wp="http://schemas.openxmlformats.org/drawingml/2006/wordprocessingDrawing" xmlns:w10="urn:schemas-microsoft-com:office:word" xmlns:w="http://schemas.openxmlformats.org/wordprocessingml/2006/main" xmlns:w14="http://schemas.microsoft.com/office/word/2010/wordml" xmlns:w15="http://schemas.microsoft.com/office/word/2012/wordml" xmlns:w16cex="http://schemas.microsoft.com/office/word/2018/wordml/cex" xmlns:w16cid="http://schemas.microsoft.com/office/word/2016/wordml/cid" xmlns:w16="http://schemas.microsoft.com/office/word/2018/wordml" xmlns:w16sdtdh="http://schemas.microsoft.com/office/word/2020/wordml/sdtdatahash" xmlns:w16se="http://schemas.microsoft.com/office/word/2015/wordml/symex" xmlns:wpg="http://schemas.microsoft.com/office/word/2010/wordprocessingGroup" xmlns:wpi="http://schemas.microsoft.com/office/word/2010/wordprocessingInk" xmlns:wne="http://schemas.microsoft.com/office/word/2006/wordml" xmlns:wps="http://schemas.microsoft.com/office/word/2010/wordprocessingShape" mc:Ignorable="w14 w15 w16se w16cid w16 w16cex w16sdtdh wp14">
+<w16cid:commentsIds xmlns:wpc="http://schemas.microsoft.com/office/word/2010/wordprocessingCanvas" xmlns:cx="http://schemas.microsoft.com/office/drawing/2014/chartex" xmlns:cx1="http://schemas.microsoft.com/office/drawing/2015/9/8/chartex" xmlns:cx2="http://schemas.microsoft.com/office/drawing/2015/10/21/chartex" xmlns:cx3="http://schemas.microsoft.com/office/drawing/2016/5/9/chartex" xmlns:cx4="http://schemas.microsoft.com/office/drawing/2016/5/10/chartex" xmlns:cx5="http://schemas.microsoft.com/office/drawing/2016/5/11/chartex" xmlns:cx6="http://schemas.microsoft.com/office/drawing/2016/5/12/chartex" xmlns:cx7="http://schemas.microsoft.com/office/drawing/2016/5/13/chartex" xmlns:cx8="http://schemas.microsoft.com/office/drawing/2016/5/14/chartex" xmlns:mc="http://schemas.openxmlformats.org/markup-compatibility/2006" xmlns:aink="http://schemas.microsoft.com/office/drawing/2016/ink" xmlns:am3d="http://schemas.microsoft.com/office/drawing/2017/model3d" xmlns:o="urn:schemas-microsoft-com:office:office" xmlns:oel="http://schemas.microsoft.com/office/2019/extlst" xmlns:r="http://schemas.openxmlformats.org/officeDocument/2006/relationships" xmlns:m="http://schemas.openxmlformats.org/officeDocument/2006/math" xmlns:v="urn:schemas-microsoft-com:vml" xmlns:wp14="http://schemas.microsoft.com/office/word/2010/wordprocessingDrawing" xmlns:wp="http://schemas.openxmlformats.org/drawingml/2006/wordprocessingDrawing" xmlns:w10="urn:schemas-microsoft-com:office:word" xmlns:w="http://schemas.openxmlformats.org/wordprocessingml/2006/main" xmlns:w14="http://schemas.microsoft.com/office/word/2010/wordml" xmlns:w15="http://schemas.microsoft.com/office/word/2012/wordml" xmlns:w16cex="http://schemas.microsoft.com/office/word/2018/wordml/cex" xmlns:w16cid="http://schemas.microsoft.com/office/word/2016/wordml/cid" xmlns:w16="http://schemas.microsoft.com/office/word/2018/wordml" xmlns:w16du="http://schemas.microsoft.com/office/word/2023/wordml/word16du" xmlns:w16sdtdh="http://schemas.microsoft.com/office/word/2020/wordml/sdtdatahash" xmlns:w16sdtfl="http://schemas.microsoft.com/office/word/2024/wordml/sdtformatlock" xmlns:w16se="http://schemas.microsoft.com/office/word/2015/wordml/symex" xmlns:wpg="http://schemas.microsoft.com/office/word/2010/wordprocessingGroup" xmlns:wpi="http://schemas.microsoft.com/office/word/2010/wordprocessingInk" xmlns:wne="http://schemas.microsoft.com/office/word/2006/wordml" xmlns:wps="http://schemas.microsoft.com/office/word/2010/wordprocessingShape" mc:Ignorable="w14 w15 w16se w16cid w16 w16cex w16sdtdh w16sdtfl w16du wp14">
   <w16cid:commentId w16cid:paraId="596E1F69" w16cid:durableId="2D7772D0"/>
 </w16cid:commentsIds>
 </file>
 
+<file path=word/numbering.xml><?xml version="1.0" encoding="utf-8"?>
+<w:numbering xmlns:wpc="http://schemas.microsoft.com/office/word/2010/wordprocessingCanvas" xmlns:cx="http://schemas.microsoft.com/office/drawing/2014/chartex" xmlns:cx1="http://schemas.microsoft.com/office/drawing/2015/9/8/chartex" xmlns:cx2="http://schemas.microsoft.com/office/drawing/2015/10/21/chartex" xmlns:cx3="http://schemas.microsoft.com/office/drawing/2016/5/9/chartex" xmlns:cx4="http://schemas.microsoft.com/office/drawing/2016/5/10/chartex" xmlns:cx5="http://schemas.microsoft.com/office/drawing/2016/5/11/chartex" xmlns:cx6="http://schemas.microsoft.com/office/drawing/2016/5/12/chartex" xmlns:cx7="http://schemas.microsoft.com/office/drawing/2016/5/13/chartex" xmlns:cx8="http://schemas.microsoft.com/office/drawing/2016/5/14/chartex" xmlns:mc="http://schemas.openxmlformats.org/markup-compatibility/2006" xmlns:aink="http://schemas.microsoft.com/office/drawing/2016/ink" xmlns:am3d="http://schemas.microsoft.com/office/drawing/2017/model3d" xmlns:o="urn:schemas-microsoft-com:office:office" xmlns:oel="http://schemas.microsoft.com/office/2019/extlst" xmlns:r="http://schemas.openxmlformats.org/officeDocument/2006/relationships" xmlns:m="http://schemas.openxmlformats.org/officeDocument/2006/math" xmlns:v="urn:schemas-microsoft-com:vml" xmlns:wp14="http://schemas.microsoft.com/office/word/2010/wordprocessingDrawing" xmlns:wp="http://schemas.openxmlformats.org/drawingml/2006/wordprocessingDrawing" xmlns:w10="urn:schemas-microsoft-com:office:word" xmlns:w="http://schemas.openxmlformats.org/wordprocessingml/2006/main" xmlns:w14="http://schemas.microsoft.com/office/word/2010/wordml" xmlns:w15="http://schemas.microsoft.com/office/word/2012/wordml" xmlns:w16cex="http://schemas.microsoft.com/office/word/2018/wordml/cex" xmlns:w16cid="http://schemas.microsoft.com/office/word/2016/wordml/cid" xmlns:w16="http://schemas.microsoft.com/office/word/2018/wordml" xmlns:w16du="http://schemas.microsoft.com/office/word/2023/wordml/word16du" xmlns:w16sdtdh="http://schemas.microsoft.com/office/word/2020/wordml/sdtdatahash" xmlns:w16sdtfl="http://schemas.microsoft.com/office/word/2024/wordml/sdtformatlock" xmlns:w16se="http://schemas.microsoft.com/office/word/2015/wordml/symex" xmlns:wpg="http://schemas.microsoft.com/office/word/2010/wordprocessingGroup" xmlns:wpi="http://schemas.microsoft.com/office/word/2010/wordprocessingInk" xmlns:wne="http://schemas.microsoft.com/office/word/2006/wordml" xmlns:wps="http://schemas.microsoft.com/office/word/2010/wordprocessingShape" mc:Ignorable="w14 w15 w16se w16cid w16 w16cex w16sdtdh w16sdtfl w16du wp14">
+  <w:abstractNum w:abstractNumId="0" w15:restartNumberingAfterBreak="0">
+    <w:nsid w:val="53290D5C"/>
+    <w:multiLevelType w:val="hybridMultilevel"/>
+    <w:tmpl w:val="AB66D83A"/>
+    <w:lvl w:ilvl="0" w:tplc="9C98E416">
+      <w:numFmt w:val="bullet"/>
+      <w:lvlText w:val=""/>
+      <w:lvlJc w:val="left"/>
+      <w:pPr>
+        <w:ind w:left="720" w:hanging="360"/>
+      </w:pPr>
+      <w:rPr>
+        <w:rFonts w:ascii="Symbol" w:eastAsiaTheme="minorHAnsi" w:hAnsi="Symbol" w:cstheme="minorBidi" w:hint="default"/>
+      </w:rPr>
+    </w:lvl>
+    <w:lvl w:ilvl="1" w:tplc="0C090003" w:tentative="1">
+      <w:start w:val="1"/>
+      <w:numFmt w:val="bullet"/>
+      <w:lvlText w:val="o"/>
+      <w:lvlJc w:val="left"/>
+      <w:pPr>
+        <w:ind w:left="1440" w:hanging="360"/>
+      </w:pPr>
+      <w:rPr>
+        <w:rFonts w:ascii="Courier New" w:hAnsi="Courier New" w:cs="Courier New" w:hint="default"/>
+      </w:rPr>
+    </w:lvl>
+    <w:lvl w:ilvl="2" w:tplc="0C090005" w:tentative="1">
+      <w:start w:val="1"/>
+      <w:numFmt w:val="bullet"/>
+      <w:lvlText w:val=""/>
+      <w:lvlJc w:val="left"/>
+      <w:pPr>
+        <w:ind w:left="2160" w:hanging="360"/>
+      </w:pPr>
+      <w:rPr>
+        <w:rFonts w:ascii="Wingdings" w:hAnsi="Wingdings" w:hint="default"/>
+      </w:rPr>
+    </w:lvl>
+    <w:lvl w:ilvl="3" w:tplc="0C090001" w:tentative="1">
+      <w:start w:val="1"/>
+      <w:numFmt w:val="bullet"/>
+      <w:lvlText w:val=""/>
+      <w:lvlJc w:val="left"/>
+      <w:pPr>
+        <w:ind w:left="2880" w:hanging="360"/>
+      </w:pPr>
+      <w:rPr>
+        <w:rFonts w:ascii="Symbol" w:hAnsi="Symbol" w:hint="default"/>
+      </w:rPr>
+    </w:lvl>
+    <w:lvl w:ilvl="4" w:tplc="0C090003" w:tentative="1">
+      <w:start w:val="1"/>
+      <w:numFmt w:val="bullet"/>
+      <w:lvlText w:val="o"/>
+      <w:lvlJc w:val="left"/>
+      <w:pPr>
+        <w:ind w:left="3600" w:hanging="360"/>
+      </w:pPr>
+      <w:rPr>
+        <w:rFonts w:ascii="Courier New" w:hAnsi="Courier New" w:cs="Courier New" w:hint="default"/>
+      </w:rPr>
+    </w:lvl>
+    <w:lvl w:ilvl="5" w:tplc="0C090005" w:tentative="1">
+      <w:start w:val="1"/>
+      <w:numFmt w:val="bullet"/>
+      <w:lvlText w:val=""/>
+      <w:lvlJc w:val="left"/>
+      <w:pPr>
+        <w:ind w:left="4320" w:hanging="360"/>
+      </w:pPr>
+      <w:rPr>
+        <w:rFonts w:ascii="Wingdings" w:hAnsi="Wingdings" w:hint="default"/>
+      </w:rPr>
+    </w:lvl>
+    <w:lvl w:ilvl="6" w:tplc="0C090001" w:tentative="1">
+      <w:start w:val="1"/>
+      <w:numFmt w:val="bullet"/>
+      <w:lvlText w:val=""/>
+      <w:lvlJc w:val="left"/>
+      <w:pPr>
+        <w:ind w:left="5040" w:hanging="360"/>
+      </w:pPr>
+      <w:rPr>
+        <w:rFonts w:ascii="Symbol" w:hAnsi="Symbol" w:hint="default"/>
+      </w:rPr>
+    </w:lvl>
+    <w:lvl w:ilvl="7" w:tplc="0C090003" w:tentative="1">
+      <w:start w:val="1"/>
+      <w:numFmt w:val="bullet"/>
+      <w:lvlText w:val="o"/>
+      <w:lvlJc w:val="left"/>
+      <w:pPr>
+        <w:ind w:left="5760" w:hanging="360"/>
+      </w:pPr>
+      <w:rPr>
+        <w:rFonts w:ascii="Courier New" w:hAnsi="Courier New" w:cs="Courier New" w:hint="default"/>
+      </w:rPr>
+    </w:lvl>
+    <w:lvl w:ilvl="8" w:tplc="0C090005" w:tentative="1">
+      <w:start w:val="1"/>
+      <w:numFmt w:val="bullet"/>
+      <w:lvlText w:val=""/>
+      <w:lvlJc w:val="left"/>
+      <w:pPr>
+        <w:ind w:left="6480" w:hanging="360"/>
+      </w:pPr>
+      <w:rPr>
+        <w:rFonts w:ascii="Wingdings" w:hAnsi="Wingdings" w:hint="default"/>
+      </w:rPr>
+    </w:lvl>
+  </w:abstractNum>
+  <w:num w:numId="1" w16cid:durableId="942374762">
+    <w:abstractNumId w:val="0"/>
+  </w:num>
+</w:numbering>
+</file>
+
 <file path=word/people.xml><?xml version="1.0" encoding="utf-8"?>
-<w15:people xmlns:wpc="http://schemas.microsoft.com/office/word/2010/wordprocessingCanvas" xmlns:cx="http://schemas.microsoft.com/office/drawing/2014/chartex" xmlns:cx1="http://schemas.microsoft.com/office/drawing/2015/9/8/chartex" xmlns:cx2="http://schemas.microsoft.com/office/drawing/2015/10/21/chartex" xmlns:cx3="http://schemas.microsoft.com/office/drawing/2016/5/9/chartex" xmlns:cx4="http://schemas.microsoft.com/office/drawing/2016/5/10/chartex" xmlns:cx5="http://schemas.microsoft.com/office/drawing/2016/5/11/chartex" xmlns:cx6="http://schemas.microsoft.com/office/drawing/2016/5/12/chartex" xmlns:cx7="http://schemas.microsoft.com/office/drawing/2016/5/13/chartex" xmlns:cx8="http://schemas.microsoft.com/office/drawing/2016/5/14/chartex" xmlns:mc="http://schemas.openxmlformats.org/markup-compatibility/2006" xmlns:aink="http://schemas.microsoft.com/office/drawing/2016/ink" xmlns:am3d="http://schemas.microsoft.com/office/drawing/2017/model3d" xmlns:o="urn:schemas-microsoft-com:office:office" xmlns:r="http://schemas.openxmlformats.org/officeDocument/2006/relationships" xmlns:m="http://schemas.openxmlformats.org/officeDocument/2006/math" xmlns:v="urn:schemas-microsoft-com:vml" xmlns:wp14="http://schemas.microsoft.com/office/word/2010/wordprocessingDrawing" xmlns:wp="http://schemas.openxmlformats.org/drawingml/2006/wordprocessingDrawing" xmlns:w10="urn:schemas-microsoft-com:office:word" xmlns:w="http://schemas.openxmlformats.org/wordprocessingml/2006/main" xmlns:w14="http://schemas.microsoft.com/office/word/2010/wordml" xmlns:w15="http://schemas.microsoft.com/office/word/2012/wordml" xmlns:w16cex="http://schemas.microsoft.com/office/word/2018/wordml/cex" xmlns:w16cid="http://schemas.microsoft.com/office/word/2016/wordml/cid" xmlns:w16="http://schemas.microsoft.com/office/word/2018/wordml" xmlns:w16sdtdh="http://schemas.microsoft.com/office/word/2020/wordml/sdtdatahash" xmlns:w16se="http://schemas.microsoft.com/office/word/2015/wordml/symex" xmlns:wpg="http://schemas.microsoft.com/office/word/2010/wordprocessingGroup" xmlns:wpi="http://schemas.microsoft.com/office/word/2010/wordprocessingInk" xmlns:wne="http://schemas.microsoft.com/office/word/2006/wordml" xmlns:wps="http://schemas.microsoft.com/office/word/2010/wordprocessingShape" mc:Ignorable="w14 w15 w16se w16cid w16 w16cex w16sdtdh wp14">
+<w15:people xmlns:wpc="http://schemas.microsoft.com/office/word/2010/wordprocessingCanvas" xmlns:cx="http://schemas.microsoft.com/office/drawing/2014/chartex" xmlns:cx1="http://schemas.microsoft.com/office/drawing/2015/9/8/chartex" xmlns:cx2="http://schemas.microsoft.com/office/drawing/2015/10/21/chartex" xmlns:cx3="http://schemas.microsoft.com/office/drawing/2016/5/9/chartex" xmlns:cx4="http://schemas.microsoft.com/office/drawing/2016/5/10/chartex" xmlns:cx5="http://schemas.microsoft.com/office/drawing/2016/5/11/chartex" xmlns:cx6="http://schemas.microsoft.com/office/drawing/2016/5/12/chartex" xmlns:cx7="http://schemas.microsoft.com/office/drawing/2016/5/13/chartex" xmlns:cx8="http://schemas.microsoft.com/office/drawing/2016/5/14/chartex" xmlns:mc="http://schemas.openxmlformats.org/markup-compatibility/2006" xmlns:aink="http://schemas.microsoft.com/office/drawing/2016/ink" xmlns:am3d="http://schemas.microsoft.com/office/drawing/2017/model3d" xmlns:o="urn:schemas-microsoft-com:office:office" xmlns:oel="http://schemas.microsoft.com/office/2019/extlst" xmlns:r="http://schemas.openxmlformats.org/officeDocument/2006/relationships" xmlns:m="http://schemas.openxmlformats.org/officeDocument/2006/math" xmlns:v="urn:schemas-microsoft-com:vml" xmlns:wp14="http://schemas.microsoft.com/office/word/2010/wordprocessingDrawing" xmlns:wp="http://schemas.openxmlformats.org/drawingml/2006/wordprocessingDrawing" xmlns:w10="urn:schemas-microsoft-com:office:word" xmlns:w="http://schemas.openxmlformats.org/wordprocessingml/2006/main" xmlns:w14="http://schemas.microsoft.com/office/word/2010/wordml" xmlns:w15="http://schemas.microsoft.com/office/word/2012/wordml" xmlns:w16cex="http://schemas.microsoft.com/office/word/2018/wordml/cex" xmlns:w16cid="http://schemas.microsoft.com/office/word/2016/wordml/cid" xmlns:w16="http://schemas.microsoft.com/office/word/2018/wordml" xmlns:w16du="http://schemas.microsoft.com/office/word/2023/wordml/word16du" xmlns:w16sdtdh="http://schemas.microsoft.com/office/word/2020/wordml/sdtdatahash" xmlns:w16sdtfl="http://schemas.microsoft.com/office/word/2024/wordml/sdtformatlock" xmlns:w16se="http://schemas.microsoft.com/office/word/2015/wordml/symex" xmlns:wpg="http://schemas.microsoft.com/office/word/2010/wordprocessingGroup" xmlns:wpi="http://schemas.microsoft.com/office/word/2010/wordprocessingInk" xmlns:wne="http://schemas.microsoft.com/office/word/2006/wordml" xmlns:wps="http://schemas.microsoft.com/office/word/2010/wordprocessingShape" mc:Ignorable="w14 w15 w16se w16cid w16 w16cex w16sdtdh w16sdtfl w16du wp14">
   <w15:person w15:author="Lachlan Wyer">
     <w15:presenceInfo w15:providerId="None" w15:userId="Lachlan Wyer"/>
   </w15:person>
@@ -1141,7 +1354,7 @@
 </file>
 
 <file path=word/styles.xml><?xml version="1.0" encoding="utf-8"?>
-<w:styles xmlns:mc="http://schemas.openxmlformats.org/markup-compatibility/2006" xmlns:r="http://schemas.openxmlformats.org/officeDocument/2006/relationships" xmlns:w="http://schemas.openxmlformats.org/wordprocessingml/2006/main" xmlns:w14="http://schemas.microsoft.com/office/word/2010/wordml" xmlns:w15="http://schemas.microsoft.com/office/word/2012/wordml" xmlns:w16cex="http://schemas.microsoft.com/office/word/2018/wordml/cex" xmlns:w16cid="http://schemas.microsoft.com/office/word/2016/wordml/cid" xmlns:w16="http://schemas.microsoft.com/office/word/2018/wordml" xmlns:w16sdtdh="http://schemas.microsoft.com/office/word/2020/wordml/sdtdatahash" xmlns:w16se="http://schemas.microsoft.com/office/word/2015/wordml/symex" mc:Ignorable="w14 w15 w16se w16cid w16 w16cex w16sdtdh">
+<w:styles xmlns:mc="http://schemas.openxmlformats.org/markup-compatibility/2006" xmlns:r="http://schemas.openxmlformats.org/officeDocument/2006/relationships" xmlns:w="http://schemas.openxmlformats.org/wordprocessingml/2006/main" xmlns:w14="http://schemas.microsoft.com/office/word/2010/wordml" xmlns:w15="http://schemas.microsoft.com/office/word/2012/wordml" xmlns:w16cex="http://schemas.microsoft.com/office/word/2018/wordml/cex" xmlns:w16cid="http://schemas.microsoft.com/office/word/2016/wordml/cid" xmlns:w16="http://schemas.microsoft.com/office/word/2018/wordml" xmlns:w16du="http://schemas.microsoft.com/office/word/2023/wordml/word16du" xmlns:w16sdtdh="http://schemas.microsoft.com/office/word/2020/wordml/sdtdatahash" xmlns:w16sdtfl="http://schemas.microsoft.com/office/word/2024/wordml/sdtformatlock" xmlns:w16se="http://schemas.microsoft.com/office/word/2015/wordml/symex" mc:Ignorable="w14 w15 w16se w16cid w16 w16cex w16sdtdh w16sdtfl w16du">
   <w:docDefaults>
     <w:rPrDefault>
       <w:rPr>
@@ -1758,6 +1971,17 @@
       <w:szCs w:val="20"/>
     </w:rPr>
   </w:style>
+  <w:style w:type="paragraph" w:styleId="ListParagraph">
+    <w:name w:val="List Paragraph"/>
+    <w:basedOn w:val="Normal"/>
+    <w:uiPriority w:val="34"/>
+    <w:qFormat/>
+    <w:rsid w:val="000A7060"/>
+    <w:pPr>
+      <w:ind w:left="720"/>
+      <w:contextualSpacing/>
+    </w:pPr>
+  </w:style>
 </w:styles>
 </file>
 
@@ -2086,4 +2310,10 @@
     <ds:schemaRef ds:uri="http://schemas.openxmlformats.org/officeDocument/2006/bibliography"/>
   </ds:schemaRefs>
 </ds:datastoreItem>
+</file>
+
+<file path=docMetadata/LabelInfo.xml><?xml version="1.0" encoding="utf-8"?>
+<clbl:labelList xmlns:clbl="http://schemas.microsoft.com/office/2020/mipLabelMetadata">
+  <clbl:label id="{fdade0c4-3fea-4320-ae53-1a1742aeff1e}" enabled="0" method="" siteId="{fdade0c4-3fea-4320-ae53-1a1742aeff1e}" removed="1"/>
+</clbl:labelList>
 </file>